--- a/Strategy/Commandos Behind Enemy Lines (2.51 GB)/3-Media (2.26 GB)/3-Video/3-Gameplay/Spek/Source.docx
+++ b/Strategy/Commandos Behind Enemy Lines (2.51 GB)/3-Media (2.26 GB)/3-Video/3-Gameplay/Spek/Source.docx
@@ -132,6 +132,22 @@
       </w:r>
       <w:r>
         <w:br/>
+      </w:r>
+      <w:r>
+        <w:t xml:space="preserve">* </w:t>
+      </w:r>
+      <w:r>
+        <w:rPr>
+          <w:b/>
+          <w:bCs/>
+        </w:rPr>
+        <w:t>Download Server / Mirror</w:t>
+      </w:r>
+      <w:r>
+        <w:t>: www.youtube.com</w:t>
+      </w:r>
+      <w:r>
+        <w:br/>
         <w:t xml:space="preserve">* </w:t>
       </w:r>
       <w:r>
@@ -252,15 +268,7 @@
         <w:t xml:space="preserve">: </w:t>
       </w:r>
       <w:r>
-        <w:t>KINGSTON Games (F:)/Games</w:t>
-      </w:r>
-      <w:proofErr w:type="gramStart"/>
-      <w:r>
-        <w:t>/..</w:t>
-      </w:r>
-      <w:proofErr w:type="gramEnd"/>
-      <w:r>
-        <w:t xml:space="preserve"> </w:t>
+        <w:t xml:space="preserve">KINGSTON Games (F:)/Games/.. </w:t>
       </w:r>
       <w:r>
         <w:br/>
@@ -397,6 +405,22 @@
       </w:r>
       <w:r>
         <w:br/>
+      </w:r>
+      <w:r>
+        <w:t xml:space="preserve">* </w:t>
+      </w:r>
+      <w:r>
+        <w:rPr>
+          <w:b/>
+          <w:bCs/>
+        </w:rPr>
+        <w:t>Download Server / Mirror</w:t>
+      </w:r>
+      <w:r>
+        <w:t>: www.youtube.com</w:t>
+      </w:r>
+      <w:r>
+        <w:br/>
         <w:t xml:space="preserve">* </w:t>
       </w:r>
       <w:r>
@@ -508,15 +532,7 @@
         <w:t xml:space="preserve">: </w:t>
       </w:r>
       <w:r>
-        <w:t>KINGSTON Games (F:)/Games</w:t>
-      </w:r>
-      <w:proofErr w:type="gramStart"/>
-      <w:r>
-        <w:t>/..</w:t>
-      </w:r>
-      <w:proofErr w:type="gramEnd"/>
-      <w:r>
-        <w:t xml:space="preserve"> </w:t>
+        <w:t xml:space="preserve">KINGSTON Games (F:)/Games/.. </w:t>
       </w:r>
       <w:r>
         <w:br/>
@@ -544,7 +560,6 @@
         </w:numPr>
       </w:pPr>
       <w:r>
-        <w:lastRenderedPageBreak/>
         <w:t xml:space="preserve">* </w:t>
       </w:r>
       <w:r>
@@ -642,6 +657,22 @@
       </w:r>
       <w:r>
         <w:br/>
+      </w:r>
+      <w:r>
+        <w:t xml:space="preserve">* </w:t>
+      </w:r>
+      <w:r>
+        <w:rPr>
+          <w:b/>
+          <w:bCs/>
+        </w:rPr>
+        <w:t>Download Server / Mirror</w:t>
+      </w:r>
+      <w:r>
+        <w:t>: www.youtube.com</w:t>
+      </w:r>
+      <w:r>
+        <w:br/>
         <w:t xml:space="preserve">* </w:t>
       </w:r>
       <w:r>
@@ -749,15 +780,7 @@
         <w:t xml:space="preserve">: </w:t>
       </w:r>
       <w:r>
-        <w:t>KINGSTON Games (F:)/Games</w:t>
-      </w:r>
-      <w:proofErr w:type="gramStart"/>
-      <w:r>
-        <w:t>/..</w:t>
-      </w:r>
-      <w:proofErr w:type="gramEnd"/>
-      <w:r>
-        <w:t xml:space="preserve"> </w:t>
+        <w:t xml:space="preserve">KINGSTON Games (F:)/Games/.. </w:t>
       </w:r>
       <w:r>
         <w:br/>
@@ -896,6 +919,22 @@
       </w:r>
       <w:r>
         <w:br/>
+      </w:r>
+      <w:r>
+        <w:t xml:space="preserve">* </w:t>
+      </w:r>
+      <w:r>
+        <w:rPr>
+          <w:b/>
+          <w:bCs/>
+        </w:rPr>
+        <w:t>Download Server / Mirror</w:t>
+      </w:r>
+      <w:r>
+        <w:t>: www.youtube.com</w:t>
+      </w:r>
+      <w:r>
+        <w:br/>
         <w:t xml:space="preserve">* </w:t>
       </w:r>
       <w:r>
@@ -997,15 +1036,7 @@
         <w:t xml:space="preserve">: </w:t>
       </w:r>
       <w:r>
-        <w:t>KINGSTON Games (F:)/Games</w:t>
-      </w:r>
-      <w:proofErr w:type="gramStart"/>
-      <w:r>
-        <w:t>/..</w:t>
-      </w:r>
-      <w:proofErr w:type="gramEnd"/>
-      <w:r>
-        <w:t xml:space="preserve"> </w:t>
+        <w:t xml:space="preserve">KINGSTON Games (F:)/Games/.. </w:t>
       </w:r>
       <w:r>
         <w:br/>
@@ -1033,7 +1064,6 @@
         </w:numPr>
       </w:pPr>
       <w:r>
-        <w:lastRenderedPageBreak/>
         <w:t xml:space="preserve">* </w:t>
       </w:r>
       <w:r>
@@ -1137,6 +1167,22 @@
           <w:b/>
           <w:bCs/>
         </w:rPr>
+        <w:t>Download Server / Mirror</w:t>
+      </w:r>
+      <w:r>
+        <w:t>: www.youtube.com</w:t>
+      </w:r>
+      <w:r>
+        <w:br/>
+      </w:r>
+      <w:r>
+        <w:t xml:space="preserve">* </w:t>
+      </w:r>
+      <w:r>
+        <w:rPr>
+          <w:b/>
+          <w:bCs/>
+        </w:rPr>
         <w:t>Download Method</w:t>
       </w:r>
       <w:r>
@@ -1231,15 +1277,7 @@
         <w:t xml:space="preserve">: </w:t>
       </w:r>
       <w:r>
-        <w:t>KINGSTON Games (F:)/Games</w:t>
-      </w:r>
-      <w:proofErr w:type="gramStart"/>
-      <w:r>
-        <w:t>/..</w:t>
-      </w:r>
-      <w:proofErr w:type="gramEnd"/>
-      <w:r>
-        <w:t xml:space="preserve"> </w:t>
+        <w:t xml:space="preserve">KINGSTON Games (F:)/Games/.. </w:t>
       </w:r>
       <w:r>
         <w:br/>
@@ -1375,6 +1413,22 @@
       </w:r>
       <w:r>
         <w:br/>
+      </w:r>
+      <w:r>
+        <w:t xml:space="preserve">* </w:t>
+      </w:r>
+      <w:r>
+        <w:rPr>
+          <w:b/>
+          <w:bCs/>
+        </w:rPr>
+        <w:t>Download Server / Mirror</w:t>
+      </w:r>
+      <w:r>
+        <w:t>: www.youtube.com</w:t>
+      </w:r>
+      <w:r>
+        <w:br/>
         <w:t xml:space="preserve">* </w:t>
       </w:r>
       <w:r>
@@ -1463,6 +1517,7 @@
         <w:ind w:left="720"/>
       </w:pPr>
       <w:r>
+        <w:lastRenderedPageBreak/>
         <w:t xml:space="preserve">* </w:t>
       </w:r>
       <w:r>
@@ -1476,15 +1531,7 @@
         <w:t xml:space="preserve">: </w:t>
       </w:r>
       <w:r>
-        <w:t>KINGSTON Games (F:)/Games</w:t>
-      </w:r>
-      <w:proofErr w:type="gramStart"/>
-      <w:r>
-        <w:t>/..</w:t>
-      </w:r>
-      <w:proofErr w:type="gramEnd"/>
-      <w:r>
-        <w:t xml:space="preserve"> </w:t>
+        <w:t xml:space="preserve">KINGSTON Games (F:)/Games/.. </w:t>
       </w:r>
       <w:r>
         <w:br/>
@@ -1513,7 +1560,6 @@
         </w:numPr>
       </w:pPr>
       <w:r>
-        <w:lastRenderedPageBreak/>
         <w:t xml:space="preserve">* </w:t>
       </w:r>
       <w:r>
@@ -1629,6 +1675,22 @@
       </w:r>
       <w:r>
         <w:br/>
+      </w:r>
+      <w:r>
+        <w:t xml:space="preserve">* </w:t>
+      </w:r>
+      <w:r>
+        <w:rPr>
+          <w:b/>
+          <w:bCs/>
+        </w:rPr>
+        <w:t>Download Server / Mirror</w:t>
+      </w:r>
+      <w:r>
+        <w:t>: www.youtube.com</w:t>
+      </w:r>
+      <w:r>
+        <w:br/>
         <w:t xml:space="preserve">* </w:t>
       </w:r>
       <w:r>
@@ -1736,15 +1798,7 @@
         <w:t xml:space="preserve">: </w:t>
       </w:r>
       <w:r>
-        <w:t>KINGSTON Games (F:)/Games</w:t>
-      </w:r>
-      <w:proofErr w:type="gramStart"/>
-      <w:r>
-        <w:t>/..</w:t>
-      </w:r>
-      <w:proofErr w:type="gramEnd"/>
-      <w:r>
-        <w:t xml:space="preserve"> </w:t>
+        <w:t xml:space="preserve">KINGSTON Games (F:)/Games/.. </w:t>
       </w:r>
       <w:r>
         <w:br/>
@@ -1892,6 +1946,22 @@
           <w:b/>
           <w:bCs/>
         </w:rPr>
+        <w:t>Download Server / Mirror</w:t>
+      </w:r>
+      <w:r>
+        <w:t>: www.youtube.com</w:t>
+      </w:r>
+      <w:r>
+        <w:br/>
+      </w:r>
+      <w:r>
+        <w:t xml:space="preserve">* </w:t>
+      </w:r>
+      <w:r>
+        <w:rPr>
+          <w:b/>
+          <w:bCs/>
+        </w:rPr>
         <w:t>Download Method</w:t>
       </w:r>
       <w:r>
@@ -1924,6 +1994,7 @@
         <w:ind w:left="720"/>
       </w:pPr>
       <w:r>
+        <w:lastRenderedPageBreak/>
         <w:t xml:space="preserve">* </w:t>
       </w:r>
       <w:r>
@@ -1986,15 +2057,7 @@
         <w:t xml:space="preserve">: </w:t>
       </w:r>
       <w:r>
-        <w:t>KINGSTON Games (F:)/Games</w:t>
-      </w:r>
-      <w:proofErr w:type="gramStart"/>
-      <w:r>
-        <w:t>/..</w:t>
-      </w:r>
-      <w:proofErr w:type="gramEnd"/>
-      <w:r>
-        <w:t xml:space="preserve"> </w:t>
+        <w:t xml:space="preserve">KINGSTON Games (F:)/Games/.. </w:t>
       </w:r>
       <w:r>
         <w:br/>
@@ -2011,11 +2074,15 @@
         <w:t>:</w:t>
       </w:r>
     </w:p>
-    <w:p/>
-    <w:p>
-      <w:r>
-        <w:br w:type="page"/>
-      </w:r>
+    <w:p>
+      <w:pPr>
+        <w:ind w:left="720"/>
+      </w:pPr>
+    </w:p>
+    <w:p>
+      <w:pPr>
+        <w:ind w:left="720"/>
+      </w:pPr>
     </w:p>
     <w:p>
       <w:pPr>
@@ -2026,7 +2093,6 @@
         </w:numPr>
       </w:pPr>
       <w:r>
-        <w:lastRenderedPageBreak/>
         <w:t xml:space="preserve">* </w:t>
       </w:r>
       <w:r>
@@ -2136,6 +2202,22 @@
       </w:r>
       <w:r>
         <w:br/>
+      </w:r>
+      <w:r>
+        <w:t xml:space="preserve">* </w:t>
+      </w:r>
+      <w:r>
+        <w:rPr>
+          <w:b/>
+          <w:bCs/>
+        </w:rPr>
+        <w:t>Download Server / Mirror</w:t>
+      </w:r>
+      <w:r>
+        <w:t>: www.youtube.com</w:t>
+      </w:r>
+      <w:r>
+        <w:br/>
         <w:t xml:space="preserve">* </w:t>
       </w:r>
       <w:r>
@@ -2237,15 +2319,7 @@
         <w:t xml:space="preserve">: </w:t>
       </w:r>
       <w:r>
-        <w:t>KINGSTON Games (F:)/Games</w:t>
-      </w:r>
-      <w:proofErr w:type="gramStart"/>
-      <w:r>
-        <w:t>/..</w:t>
-      </w:r>
-      <w:proofErr w:type="gramEnd"/>
-      <w:r>
-        <w:t xml:space="preserve"> </w:t>
+        <w:t xml:space="preserve">KINGSTON Games (F:)/Games/.. </w:t>
       </w:r>
       <w:r>
         <w:br/>
@@ -2390,6 +2464,22 @@
           <w:b/>
           <w:bCs/>
         </w:rPr>
+        <w:t>Download Server / Mirror</w:t>
+      </w:r>
+      <w:r>
+        <w:t>: www.youtube.com</w:t>
+      </w:r>
+      <w:r>
+        <w:br/>
+      </w:r>
+      <w:r>
+        <w:t xml:space="preserve">* </w:t>
+      </w:r>
+      <w:r>
+        <w:rPr>
+          <w:b/>
+          <w:bCs/>
+        </w:rPr>
         <w:t>Download Method</w:t>
       </w:r>
       <w:r>
@@ -2401,6 +2491,7 @@
         <w:ind w:left="720"/>
       </w:pPr>
       <w:r>
+        <w:lastRenderedPageBreak/>
         <w:t xml:space="preserve">* </w:t>
       </w:r>
       <w:r>
@@ -2484,15 +2575,7 @@
         <w:t xml:space="preserve">: </w:t>
       </w:r>
       <w:r>
-        <w:t>KINGSTON Games (F:)/Games</w:t>
-      </w:r>
-      <w:proofErr w:type="gramStart"/>
-      <w:r>
-        <w:t>/..</w:t>
-      </w:r>
-      <w:proofErr w:type="gramEnd"/>
-      <w:r>
-        <w:t xml:space="preserve"> </w:t>
+        <w:t xml:space="preserve">KINGSTON Games (F:)/Games/.. </w:t>
       </w:r>
       <w:r>
         <w:br/>
@@ -2610,6 +2693,22 @@
       <w:r>
         <w:t xml:space="preserve">  </w:t>
       </w:r>
+      <w:r>
+        <w:br/>
+      </w:r>
+      <w:r>
+        <w:t xml:space="preserve">* </w:t>
+      </w:r>
+      <w:r>
+        <w:rPr>
+          <w:b/>
+          <w:bCs/>
+        </w:rPr>
+        <w:t>Download Server / Mirror</w:t>
+      </w:r>
+      <w:r>
+        <w:t>: www.youtube.com</w:t>
+      </w:r>
     </w:p>
     <w:p>
       <w:pPr>
@@ -2698,15 +2797,7 @@
         <w:t>Saved Location</w:t>
       </w:r>
       <w:r>
-        <w:t>: KINGSTON Games (F:)/Games</w:t>
-      </w:r>
-      <w:proofErr w:type="gramStart"/>
-      <w:r>
-        <w:t>/..</w:t>
-      </w:r>
-      <w:proofErr w:type="gramEnd"/>
-      <w:r>
-        <w:t xml:space="preserve"> </w:t>
+        <w:t xml:space="preserve">: KINGSTON Games (F:)/Games/.. </w:t>
       </w:r>
     </w:p>
     <w:p>
@@ -2803,6 +2894,7 @@
         <w:ind w:left="720"/>
       </w:pPr>
       <w:r>
+        <w:lastRenderedPageBreak/>
         <w:t xml:space="preserve">* </w:t>
       </w:r>
       <w:r>
@@ -2834,6 +2926,22 @@
           <w:b/>
           <w:bCs/>
         </w:rPr>
+        <w:t>Download Server / Mirror</w:t>
+      </w:r>
+      <w:r>
+        <w:t>: www.youtube.com</w:t>
+      </w:r>
+      <w:r>
+        <w:br/>
+      </w:r>
+      <w:r>
+        <w:t xml:space="preserve">* </w:t>
+      </w:r>
+      <w:r>
+        <w:rPr>
+          <w:b/>
+          <w:bCs/>
+        </w:rPr>
         <w:t>Download Method</w:t>
       </w:r>
       <w:r>
@@ -2909,15 +3017,7 @@
         <w:t>Saved Location</w:t>
       </w:r>
       <w:r>
-        <w:t>: KINGSTON Games (F:)/Games</w:t>
-      </w:r>
-      <w:proofErr w:type="gramStart"/>
-      <w:r>
-        <w:t>/..</w:t>
-      </w:r>
-      <w:proofErr w:type="gramEnd"/>
-      <w:r>
-        <w:t xml:space="preserve"> </w:t>
+        <w:t xml:space="preserve">: KINGSTON Games (F:)/Games/.. </w:t>
       </w:r>
     </w:p>
     <w:p>
@@ -2954,7 +3054,6 @@
         </w:numPr>
       </w:pPr>
       <w:r>
-        <w:lastRenderedPageBreak/>
         <w:t xml:space="preserve">* </w:t>
       </w:r>
       <w:r>
@@ -3046,6 +3145,22 @@
       </w:r>
       <w:r>
         <w:br/>
+      </w:r>
+      <w:r>
+        <w:t xml:space="preserve">* </w:t>
+      </w:r>
+      <w:r>
+        <w:rPr>
+          <w:b/>
+          <w:bCs/>
+        </w:rPr>
+        <w:t>Download Server / Mirror</w:t>
+      </w:r>
+      <w:r>
+        <w:t>: www.youtube.com</w:t>
+      </w:r>
+      <w:r>
+        <w:br/>
         <w:t xml:space="preserve">* </w:t>
       </w:r>
       <w:r>
@@ -3134,15 +3249,7 @@
         <w:t>Saved Location</w:t>
       </w:r>
       <w:r>
-        <w:t>: KINGSTON Games (F:)/Games</w:t>
-      </w:r>
-      <w:proofErr w:type="gramStart"/>
-      <w:r>
-        <w:t>/..</w:t>
-      </w:r>
-      <w:proofErr w:type="gramEnd"/>
-      <w:r>
-        <w:t xml:space="preserve"> </w:t>
+        <w:t xml:space="preserve">: KINGSTON Games (F:)/Games/.. </w:t>
       </w:r>
     </w:p>
     <w:p>
@@ -3245,6 +3352,7 @@
         <w:ind w:left="720"/>
       </w:pPr>
       <w:r>
+        <w:lastRenderedPageBreak/>
         <w:t xml:space="preserve">* </w:t>
       </w:r>
       <w:r>
@@ -3273,6 +3381,22 @@
       </w:r>
       <w:r>
         <w:br/>
+      </w:r>
+      <w:r>
+        <w:t xml:space="preserve">* </w:t>
+      </w:r>
+      <w:r>
+        <w:rPr>
+          <w:b/>
+          <w:bCs/>
+        </w:rPr>
+        <w:t>Download Server / Mirror</w:t>
+      </w:r>
+      <w:r>
+        <w:t>: www.youtube.com</w:t>
+      </w:r>
+      <w:r>
+        <w:br/>
         <w:t xml:space="preserve">* </w:t>
       </w:r>
       <w:r>
@@ -3355,15 +3479,7 @@
         <w:t>Saved Location</w:t>
       </w:r>
       <w:r>
-        <w:t>: KINGSTON Games (F:)/Games</w:t>
-      </w:r>
-      <w:proofErr w:type="gramStart"/>
-      <w:r>
-        <w:t>/..</w:t>
-      </w:r>
-      <w:proofErr w:type="gramEnd"/>
-      <w:r>
-        <w:t xml:space="preserve"> </w:t>
+        <w:t xml:space="preserve">: KINGSTON Games (F:)/Games/.. </w:t>
       </w:r>
     </w:p>
     <w:p>
@@ -3398,7 +3514,6 @@
         </w:numPr>
       </w:pPr>
       <w:r>
-        <w:lastRenderedPageBreak/>
         <w:t xml:space="preserve">* </w:t>
       </w:r>
       <w:r>
@@ -3493,6 +3608,22 @@
       </w:r>
       <w:r>
         <w:br/>
+      </w:r>
+      <w:r>
+        <w:t xml:space="preserve">* </w:t>
+      </w:r>
+      <w:r>
+        <w:rPr>
+          <w:b/>
+          <w:bCs/>
+        </w:rPr>
+        <w:t>Download Server / Mirror</w:t>
+      </w:r>
+      <w:r>
+        <w:t>: www.youtube.com</w:t>
+      </w:r>
+      <w:r>
+        <w:br/>
         <w:t xml:space="preserve">* </w:t>
       </w:r>
       <w:r>
@@ -3575,15 +3706,7 @@
         <w:t>Saved Location</w:t>
       </w:r>
       <w:r>
-        <w:t>: KINGSTON Games (F:)/Games</w:t>
-      </w:r>
-      <w:proofErr w:type="gramStart"/>
-      <w:r>
-        <w:t>/..</w:t>
-      </w:r>
-      <w:proofErr w:type="gramEnd"/>
-      <w:r>
-        <w:t xml:space="preserve"> </w:t>
+        <w:t xml:space="preserve">: KINGSTON Games (F:)/Games/.. </w:t>
       </w:r>
     </w:p>
     <w:p>
@@ -3662,6 +3785,7 @@
         <w:ind w:left="720"/>
       </w:pPr>
       <w:r>
+        <w:lastRenderedPageBreak/>
         <w:t xml:space="preserve">* </w:t>
       </w:r>
       <w:r>
@@ -3708,6 +3832,22 @@
       </w:r>
       <w:r>
         <w:br/>
+      </w:r>
+      <w:r>
+        <w:t xml:space="preserve">* </w:t>
+      </w:r>
+      <w:r>
+        <w:rPr>
+          <w:b/>
+          <w:bCs/>
+        </w:rPr>
+        <w:t>Download Server / Mirror</w:t>
+      </w:r>
+      <w:r>
+        <w:t>: www.youtube.com</w:t>
+      </w:r>
+      <w:r>
+        <w:br/>
         <w:t xml:space="preserve">* </w:t>
       </w:r>
       <w:r>
@@ -3790,15 +3930,7 @@
         <w:t>Saved Location</w:t>
       </w:r>
       <w:r>
-        <w:t>: KINGSTON Games (F:)/Games</w:t>
-      </w:r>
-      <w:proofErr w:type="gramStart"/>
-      <w:r>
-        <w:t>/..</w:t>
-      </w:r>
-      <w:proofErr w:type="gramEnd"/>
-      <w:r>
-        <w:t xml:space="preserve"> </w:t>
+        <w:t xml:space="preserve">: KINGSTON Games (F:)/Games/.. </w:t>
       </w:r>
     </w:p>
     <w:p>
@@ -3829,7 +3961,6 @@
         </w:numPr>
       </w:pPr>
       <w:r>
-        <w:lastRenderedPageBreak/>
         <w:t xml:space="preserve">* </w:t>
       </w:r>
       <w:r>
@@ -3921,6 +4052,22 @@
       </w:r>
       <w:r>
         <w:br/>
+      </w:r>
+      <w:r>
+        <w:t xml:space="preserve">* </w:t>
+      </w:r>
+      <w:r>
+        <w:rPr>
+          <w:b/>
+          <w:bCs/>
+        </w:rPr>
+        <w:t>Download Server / Mirror</w:t>
+      </w:r>
+      <w:r>
+        <w:t>: www.youtube.com</w:t>
+      </w:r>
+      <w:r>
+        <w:br/>
         <w:t xml:space="preserve">* </w:t>
       </w:r>
       <w:r>
@@ -4009,15 +4156,7 @@
         <w:t>Saved Location</w:t>
       </w:r>
       <w:r>
-        <w:t>: KINGSTON Games (F:)/Games</w:t>
-      </w:r>
-      <w:proofErr w:type="gramStart"/>
-      <w:r>
-        <w:t>/..</w:t>
-      </w:r>
-      <w:proofErr w:type="gramEnd"/>
-      <w:r>
-        <w:t xml:space="preserve"> </w:t>
+        <w:t xml:space="preserve">: KINGSTON Games (F:)/Games/.. </w:t>
       </w:r>
     </w:p>
     <w:p>
@@ -4078,6 +4217,7 @@
         <w:ind w:left="720"/>
       </w:pPr>
       <w:r>
+        <w:lastRenderedPageBreak/>
         <w:t xml:space="preserve">* </w:t>
       </w:r>
       <w:r>
@@ -4139,6 +4279,22 @@
       </w:r>
       <w:r>
         <w:br/>
+      </w:r>
+      <w:r>
+        <w:t xml:space="preserve">* </w:t>
+      </w:r>
+      <w:r>
+        <w:rPr>
+          <w:b/>
+          <w:bCs/>
+        </w:rPr>
+        <w:t>Download Server / Mirror</w:t>
+      </w:r>
+      <w:r>
+        <w:t>: www.youtube.com</w:t>
+      </w:r>
+      <w:r>
+        <w:br/>
         <w:t xml:space="preserve">* </w:t>
       </w:r>
       <w:r>
@@ -4221,15 +4377,7 @@
         <w:t>Saved Location</w:t>
       </w:r>
       <w:r>
-        <w:t>: KINGSTON Games (F:)/Games</w:t>
-      </w:r>
-      <w:proofErr w:type="gramStart"/>
-      <w:r>
-        <w:t>/..</w:t>
-      </w:r>
-      <w:proofErr w:type="gramEnd"/>
-      <w:r>
-        <w:t xml:space="preserve"> </w:t>
+        <w:t xml:space="preserve">: KINGSTON Games (F:)/Games/.. </w:t>
       </w:r>
     </w:p>
     <w:p>
@@ -4260,7 +4408,6 @@
         </w:numPr>
       </w:pPr>
       <w:r>
-        <w:lastRenderedPageBreak/>
         <w:t xml:space="preserve">* </w:t>
       </w:r>
       <w:r>
@@ -4358,6 +4505,22 @@
           <w:b/>
           <w:bCs/>
         </w:rPr>
+        <w:t>Download Server / Mirror</w:t>
+      </w:r>
+      <w:r>
+        <w:t>: www.youtube.com</w:t>
+      </w:r>
+      <w:r>
+        <w:br/>
+      </w:r>
+      <w:r>
+        <w:t xml:space="preserve">* </w:t>
+      </w:r>
+      <w:r>
+        <w:rPr>
+          <w:b/>
+          <w:bCs/>
+        </w:rPr>
         <w:t>Download Method</w:t>
       </w:r>
       <w:r>
@@ -4433,15 +4596,7 @@
         <w:t>Saved Location</w:t>
       </w:r>
       <w:r>
-        <w:t>: KINGSTON Games (F:)/Games</w:t>
-      </w:r>
-      <w:proofErr w:type="gramStart"/>
-      <w:r>
-        <w:t>/..</w:t>
-      </w:r>
-      <w:proofErr w:type="gramEnd"/>
-      <w:r>
-        <w:t xml:space="preserve"> </w:t>
+        <w:t xml:space="preserve">: KINGSTON Games (F:)/Games/.. </w:t>
       </w:r>
     </w:p>
     <w:p>
@@ -4502,6 +4657,7 @@
         <w:ind w:left="720"/>
       </w:pPr>
       <w:r>
+        <w:lastRenderedPageBreak/>
         <w:t xml:space="preserve">* </w:t>
       </w:r>
       <w:r>
@@ -4563,6 +4719,22 @@
       </w:r>
       <w:r>
         <w:br/>
+      </w:r>
+      <w:r>
+        <w:t xml:space="preserve">* </w:t>
+      </w:r>
+      <w:r>
+        <w:rPr>
+          <w:b/>
+          <w:bCs/>
+        </w:rPr>
+        <w:t>Download Server / Mirror</w:t>
+      </w:r>
+      <w:r>
+        <w:t>: www.youtube.com</w:t>
+      </w:r>
+      <w:r>
+        <w:br/>
         <w:t xml:space="preserve">* </w:t>
       </w:r>
       <w:r>
@@ -4645,15 +4817,7 @@
         <w:t>Saved Location</w:t>
       </w:r>
       <w:r>
-        <w:t>: KINGSTON Games (F:)/Games</w:t>
-      </w:r>
-      <w:proofErr w:type="gramStart"/>
-      <w:r>
-        <w:t>/..</w:t>
-      </w:r>
-      <w:proofErr w:type="gramEnd"/>
-      <w:r>
-        <w:t xml:space="preserve"> </w:t>
+        <w:t xml:space="preserve">: KINGSTON Games (F:)/Games/.. </w:t>
       </w:r>
     </w:p>
     <w:p>
